--- a/docs/lista_louvores/Textos_Louvores/SALVADOR MARAVILHOSO.docx
+++ b/docs/lista_louvores/Textos_Louvores/SALVADOR MARAVILHOSO.docx
@@ -4,17 +4,19 @@
   <w:body>
     <w:p>
       <w:pPr>
-        <w:pStyle w:val="SemEspaamento"/>
-        <w:rPr>
-          <w:rFonts w:ascii="Times New Roman" w:hAnsi="Times New Roman" w:cs="Times New Roman"/>
-          <w:sz w:val="24"/>
-          <w:szCs w:val="24"/>
+        <w:pStyle w:val="Ttulo1"/>
+        <w:spacing w:after="120"/>
+        <w:rPr>
+          <w:b/>
+          <w:bCs/>
         </w:rPr>
       </w:pPr>
       <w:r>
         <w:rPr>
           <w:rStyle w:val="normaltextrun"/>
           <w:rFonts w:ascii="Times New Roman" w:hAnsi="Times New Roman" w:cs="Times New Roman"/>
+          <w:b/>
+          <w:bCs/>
           <w:sz w:val="24"/>
           <w:szCs w:val="24"/>
         </w:rPr>
